--- a/flow/20230914_vu_template/drafts/2024-11-u/05-ВТ-Галактіона_Єпістими.docx
+++ b/flow/20230914_vu_template/drafts/2024-11-u/05-ВТ-Галактіона_Єпістими.docx
@@ -10124,12 +10124,8 @@
     </w:p>
     <w:p>
       <w:pPr>
-        <w:spacing w:after="120"/>
-        <w:rPr>
-          <w:rFonts w:ascii="Times New Roman" w:hAnsi="Times New Roman"/>
-          <w:sz w:val="24"/>
-          <w:szCs w:val="24"/>
-        </w:rPr>
+        <w:pStyle w:val="Normal"/>
+        <w:spacing w:after="120"/>
       </w:pPr>
       <w:r>
         <w:rPr>
@@ -10137,15 +10133,24 @@
           <w:b/>
           <w:color w:val="000000"/>
           <w:sz w:val="24"/>
-          <w:szCs w:val="24"/>
-        </w:rPr>
-        <w:t>Го</w:t>
-      </w:r>
-      <w:r>
-        <w:rPr>
-          <w:rFonts w:ascii="Times New Roman" w:hAnsi="Times New Roman"/>
-          <w:sz w:val="24"/>
-          <w:szCs w:val="24"/>
+        </w:rPr>
+        <w:t xml:space="preserve">Го́споди, взива́ю я до Те́бе, ви́слухай мене́.* </w:t>
+      </w:r>
+      <w:r>
+        <w:rPr>
+          <w:rFonts w:ascii="Times New Roman" w:hAnsi="Times New Roman"/>
+          <w:b/>
+          <w:color w:val="000000"/>
+          <w:sz w:val="24"/>
+        </w:rPr>
+        <w:t>Ви</w:t>
+      </w:r>
+      <w:r>
+        <w:rPr>
+          <w:rFonts w:ascii="Times New Roman" w:hAnsi="Times New Roman"/>
+          <w:b/>
+          <w:color w:val="000000"/>
+          <w:sz w:val="24"/>
         </w:rPr>
         <w:t>́</w:t>
       </w:r>
@@ -10155,15 +10160,69 @@
           <w:b/>
           <w:color w:val="000000"/>
           <w:sz w:val="24"/>
-          <w:szCs w:val="24"/>
+        </w:rPr>
+        <w:t>слухай мене</w:t>
+      </w:r>
+      <w:r>
+        <w:rPr>
+          <w:rFonts w:ascii="Times New Roman" w:hAnsi="Times New Roman"/>
+          <w:b/>
+          <w:color w:val="000000"/>
+          <w:sz w:val="24"/>
+        </w:rPr>
+        <w:t>́</w:t>
+      </w:r>
+      <w:r>
+        <w:rPr>
+          <w:rFonts w:ascii="Times New Roman" w:hAnsi="Times New Roman"/>
+          <w:b/>
+          <w:color w:val="000000"/>
+          <w:sz w:val="24"/>
+        </w:rPr>
+        <w:t>, Го</w:t>
+      </w:r>
+      <w:r>
+        <w:rPr>
+          <w:rFonts w:ascii="Times New Roman" w:hAnsi="Times New Roman"/>
+          <w:b/>
+          <w:color w:val="000000"/>
+          <w:sz w:val="24"/>
+        </w:rPr>
+        <w:t>́</w:t>
+      </w:r>
+      <w:r>
+        <w:rPr>
+          <w:rFonts w:ascii="Times New Roman" w:hAnsi="Times New Roman"/>
+          <w:b/>
+          <w:color w:val="000000"/>
+          <w:sz w:val="24"/>
+        </w:rPr>
+        <w:t>споди.* Го</w:t>
+      </w:r>
+      <w:r>
+        <w:rPr>
+          <w:rFonts w:ascii="Times New Roman" w:hAnsi="Times New Roman"/>
+          <w:b/>
+          <w:color w:val="000000"/>
+          <w:sz w:val="24"/>
+        </w:rPr>
+        <w:t>́</w:t>
+      </w:r>
+      <w:r>
+        <w:rPr>
+          <w:rFonts w:ascii="Times New Roman" w:hAnsi="Times New Roman"/>
+          <w:b/>
+          <w:color w:val="000000"/>
+          <w:sz w:val="24"/>
         </w:rPr>
         <w:t>споди, взива</w:t>
       </w:r>
       <w:r>
         <w:rPr>
           <w:rFonts w:ascii="Times New Roman" w:hAnsi="Times New Roman"/>
-          <w:sz w:val="24"/>
-          <w:szCs w:val="24"/>
+          <w:b/>
+          <w:color w:val="000000"/>
+          <w:sz w:val="24"/>
         </w:rPr>
         <w:t>́</w:t>
       </w:r>
@@ -10173,15 +10232,15 @@
           <w:b/>
           <w:color w:val="000000"/>
           <w:sz w:val="24"/>
-          <w:szCs w:val="24"/>
         </w:rPr>
         <w:t>ю я до Те</w:t>
       </w:r>
       <w:r>
         <w:rPr>
           <w:rFonts w:ascii="Times New Roman" w:hAnsi="Times New Roman"/>
-          <w:sz w:val="24"/>
-          <w:szCs w:val="24"/>
+          <w:b/>
+          <w:color w:val="000000"/>
+          <w:sz w:val="24"/>
         </w:rPr>
         <w:t>́</w:t>
       </w:r>
@@ -10191,15 +10250,15 @@
           <w:b/>
           <w:color w:val="000000"/>
           <w:sz w:val="24"/>
-          <w:szCs w:val="24"/>
         </w:rPr>
         <w:t>бе, ви</w:t>
       </w:r>
       <w:r>
         <w:rPr>
           <w:rFonts w:ascii="Times New Roman" w:hAnsi="Times New Roman"/>
-          <w:sz w:val="24"/>
-          <w:szCs w:val="24"/>
+          <w:b/>
+          <w:color w:val="000000"/>
+          <w:sz w:val="24"/>
         </w:rPr>
         <w:t>́</w:t>
       </w:r>
@@ -10209,15 +10268,15 @@
           <w:b/>
           <w:color w:val="000000"/>
           <w:sz w:val="24"/>
-          <w:szCs w:val="24"/>
         </w:rPr>
         <w:t>слухай мене</w:t>
       </w:r>
       <w:r>
         <w:rPr>
           <w:rFonts w:ascii="Times New Roman" w:hAnsi="Times New Roman"/>
-          <w:sz w:val="24"/>
-          <w:szCs w:val="24"/>
+          <w:b/>
+          <w:color w:val="000000"/>
+          <w:sz w:val="24"/>
         </w:rPr>
         <w:t>́</w:t>
       </w:r>
@@ -10227,15 +10286,15 @@
           <w:b/>
           <w:color w:val="000000"/>
           <w:sz w:val="24"/>
-          <w:szCs w:val="24"/>
-        </w:rPr>
-        <w:t>.* Ви</w:t>
-      </w:r>
-      <w:r>
-        <w:rPr>
-          <w:rFonts w:ascii="Times New Roman" w:hAnsi="Times New Roman"/>
-          <w:sz w:val="24"/>
-          <w:szCs w:val="24"/>
+        </w:rPr>
+        <w:t>.* Почу</w:t>
+      </w:r>
+      <w:r>
+        <w:rPr>
+          <w:rFonts w:ascii="Times New Roman" w:hAnsi="Times New Roman"/>
+          <w:b/>
+          <w:color w:val="000000"/>
+          <w:sz w:val="24"/>
         </w:rPr>
         <w:t>́</w:t>
       </w:r>
@@ -10245,15 +10304,15 @@
           <w:b/>
           <w:color w:val="000000"/>
           <w:sz w:val="24"/>
-          <w:szCs w:val="24"/>
-        </w:rPr>
-        <w:t>слухай мене, Го</w:t>
-      </w:r>
-      <w:r>
-        <w:rPr>
-          <w:rFonts w:ascii="Times New Roman" w:hAnsi="Times New Roman"/>
-          <w:sz w:val="24"/>
-          <w:szCs w:val="24"/>
+        </w:rPr>
+        <w:t>й го</w:t>
+      </w:r>
+      <w:r>
+        <w:rPr>
+          <w:rFonts w:ascii="Times New Roman" w:hAnsi="Times New Roman"/>
+          <w:b/>
+          <w:color w:val="000000"/>
+          <w:sz w:val="24"/>
         </w:rPr>
         <w:t>́</w:t>
       </w:r>
@@ -10263,15 +10322,15 @@
           <w:b/>
           <w:color w:val="000000"/>
           <w:sz w:val="24"/>
-          <w:szCs w:val="24"/>
-        </w:rPr>
-        <w:t>споди.* Го</w:t>
-      </w:r>
-      <w:r>
-        <w:rPr>
-          <w:rFonts w:ascii="Times New Roman" w:hAnsi="Times New Roman"/>
-          <w:sz w:val="24"/>
-          <w:szCs w:val="24"/>
+        </w:rPr>
+        <w:t>лос молі</w:t>
+      </w:r>
+      <w:r>
+        <w:rPr>
+          <w:rFonts w:ascii="Times New Roman" w:hAnsi="Times New Roman"/>
+          <w:b/>
+          <w:color w:val="000000"/>
+          <w:sz w:val="24"/>
         </w:rPr>
         <w:t>́</w:t>
       </w:r>
@@ -10281,15 +10340,15 @@
           <w:b/>
           <w:color w:val="000000"/>
           <w:sz w:val="24"/>
-          <w:szCs w:val="24"/>
-        </w:rPr>
-        <w:t>споди, взива</w:t>
-      </w:r>
-      <w:r>
-        <w:rPr>
-          <w:rFonts w:ascii="Times New Roman" w:hAnsi="Times New Roman"/>
-          <w:sz w:val="24"/>
-          <w:szCs w:val="24"/>
+        </w:rPr>
+        <w:t>ння мого</w:t>
+      </w:r>
+      <w:r>
+        <w:rPr>
+          <w:rFonts w:ascii="Times New Roman" w:hAnsi="Times New Roman"/>
+          <w:b/>
+          <w:color w:val="000000"/>
+          <w:sz w:val="24"/>
         </w:rPr>
         <w:t>́</w:t>
       </w:r>
@@ -10299,15 +10358,15 @@
           <w:b/>
           <w:color w:val="000000"/>
           <w:sz w:val="24"/>
-          <w:szCs w:val="24"/>
-        </w:rPr>
-        <w:t>ю я до Те</w:t>
-      </w:r>
-      <w:r>
-        <w:rPr>
-          <w:rFonts w:ascii="Times New Roman" w:hAnsi="Times New Roman"/>
-          <w:sz w:val="24"/>
-          <w:szCs w:val="24"/>
+        </w:rPr>
+        <w:t>,* коли</w:t>
+      </w:r>
+      <w:r>
+        <w:rPr>
+          <w:rFonts w:ascii="Times New Roman" w:hAnsi="Times New Roman"/>
+          <w:b/>
+          <w:color w:val="000000"/>
+          <w:sz w:val="24"/>
         </w:rPr>
         <w:t>́</w:t>
       </w:r>
@@ -10317,15 +10376,15 @@
           <w:b/>
           <w:color w:val="000000"/>
           <w:sz w:val="24"/>
-          <w:szCs w:val="24"/>
-        </w:rPr>
-        <w:t>бе, ви</w:t>
-      </w:r>
-      <w:r>
-        <w:rPr>
-          <w:rFonts w:ascii="Times New Roman" w:hAnsi="Times New Roman"/>
-          <w:sz w:val="24"/>
-          <w:szCs w:val="24"/>
+        </w:rPr>
+        <w:t xml:space="preserve"> взива</w:t>
+      </w:r>
+      <w:r>
+        <w:rPr>
+          <w:rFonts w:ascii="Times New Roman" w:hAnsi="Times New Roman"/>
+          <w:b/>
+          <w:color w:val="000000"/>
+          <w:sz w:val="24"/>
         </w:rPr>
         <w:t>́</w:t>
       </w:r>
@@ -10335,15 +10394,51 @@
           <w:b/>
           <w:color w:val="000000"/>
           <w:sz w:val="24"/>
-          <w:szCs w:val="24"/>
+        </w:rPr>
+        <w:t>ю до Те</w:t>
+      </w:r>
+      <w:r>
+        <w:rPr>
+          <w:rFonts w:ascii="Times New Roman" w:hAnsi="Times New Roman"/>
+          <w:b/>
+          <w:color w:val="000000"/>
+          <w:sz w:val="24"/>
+        </w:rPr>
+        <w:t>́</w:t>
+      </w:r>
+      <w:r>
+        <w:rPr>
+          <w:rFonts w:ascii="Times New Roman" w:hAnsi="Times New Roman"/>
+          <w:b/>
+          <w:color w:val="000000"/>
+          <w:sz w:val="24"/>
+        </w:rPr>
+        <w:t>бе.* Ви</w:t>
+      </w:r>
+      <w:r>
+        <w:rPr>
+          <w:rFonts w:ascii="Times New Roman" w:hAnsi="Times New Roman"/>
+          <w:b/>
+          <w:color w:val="000000"/>
+          <w:sz w:val="24"/>
+        </w:rPr>
+        <w:t>́</w:t>
+      </w:r>
+      <w:r>
+        <w:rPr>
+          <w:rFonts w:ascii="Times New Roman" w:hAnsi="Times New Roman"/>
+          <w:b/>
+          <w:color w:val="000000"/>
+          <w:sz w:val="24"/>
         </w:rPr>
         <w:t>слухай мене</w:t>
       </w:r>
       <w:r>
         <w:rPr>
           <w:rFonts w:ascii="Times New Roman" w:hAnsi="Times New Roman"/>
-          <w:sz w:val="24"/>
-          <w:szCs w:val="24"/>
+          <w:b/>
+          <w:color w:val="000000"/>
+          <w:sz w:val="24"/>
         </w:rPr>
         <w:t>́</w:t>
       </w:r>
@@ -10353,15 +10448,15 @@
           <w:b/>
           <w:color w:val="000000"/>
           <w:sz w:val="24"/>
-          <w:szCs w:val="24"/>
-        </w:rPr>
-        <w:t>.* Почу</w:t>
-      </w:r>
-      <w:r>
-        <w:rPr>
-          <w:rFonts w:ascii="Times New Roman" w:hAnsi="Times New Roman"/>
-          <w:sz w:val="24"/>
-          <w:szCs w:val="24"/>
+        </w:rPr>
+        <w:t>, Го</w:t>
+      </w:r>
+      <w:r>
+        <w:rPr>
+          <w:rFonts w:ascii="Times New Roman" w:hAnsi="Times New Roman"/>
+          <w:b/>
+          <w:color w:val="000000"/>
+          <w:sz w:val="24"/>
         </w:rPr>
         <w:t>́</w:t>
       </w:r>
@@ -10371,15 +10466,30 @@
           <w:b/>
           <w:color w:val="000000"/>
           <w:sz w:val="24"/>
-          <w:szCs w:val="24"/>
-        </w:rPr>
-        <w:t>й го</w:t>
-      </w:r>
-      <w:r>
-        <w:rPr>
-          <w:rFonts w:ascii="Times New Roman" w:hAnsi="Times New Roman"/>
-          <w:sz w:val="24"/>
-          <w:szCs w:val="24"/>
+        </w:rPr>
+        <w:t>споди.</w:t>
+      </w:r>
+    </w:p>
+    <w:p>
+      <w:pPr>
+        <w:pStyle w:val="Normal"/>
+        <w:spacing w:after="120"/>
+      </w:pPr>
+      <w:r>
+        <w:rPr>
+          <w:rFonts w:ascii="Times New Roman" w:hAnsi="Times New Roman"/>
+          <w:b/>
+          <w:color w:val="000000"/>
+          <w:sz w:val="24"/>
+        </w:rPr>
+        <w:t>Неха</w:t>
+      </w:r>
+      <w:r>
+        <w:rPr>
+          <w:rFonts w:ascii="Times New Roman" w:hAnsi="Times New Roman"/>
+          <w:b/>
+          <w:color w:val="000000"/>
+          <w:sz w:val="24"/>
         </w:rPr>
         <w:t>́</w:t>
       </w:r>
@@ -10389,15 +10499,15 @@
           <w:b/>
           <w:color w:val="000000"/>
           <w:sz w:val="24"/>
-          <w:szCs w:val="24"/>
-        </w:rPr>
-        <w:t>лос молі</w:t>
-      </w:r>
-      <w:r>
-        <w:rPr>
-          <w:rFonts w:ascii="Times New Roman" w:hAnsi="Times New Roman"/>
-          <w:sz w:val="24"/>
-          <w:szCs w:val="24"/>
+        </w:rPr>
+        <w:t>й піднесе</w:t>
+      </w:r>
+      <w:r>
+        <w:rPr>
+          <w:rFonts w:ascii="Times New Roman" w:hAnsi="Times New Roman"/>
+          <w:b/>
+          <w:color w:val="000000"/>
+          <w:sz w:val="24"/>
         </w:rPr>
         <w:t>́</w:t>
       </w:r>
@@ -10407,15 +10517,15 @@
           <w:b/>
           <w:color w:val="000000"/>
           <w:sz w:val="24"/>
-          <w:szCs w:val="24"/>
-        </w:rPr>
-        <w:t>ння мого</w:t>
-      </w:r>
-      <w:r>
-        <w:rPr>
-          <w:rFonts w:ascii="Times New Roman" w:hAnsi="Times New Roman"/>
-          <w:sz w:val="24"/>
-          <w:szCs w:val="24"/>
+        </w:rPr>
+        <w:t>ться моли</w:t>
+      </w:r>
+      <w:r>
+        <w:rPr>
+          <w:rFonts w:ascii="Times New Roman" w:hAnsi="Times New Roman"/>
+          <w:b/>
+          <w:color w:val="000000"/>
+          <w:sz w:val="24"/>
         </w:rPr>
         <w:t>́</w:t>
       </w:r>
@@ -10425,15 +10535,15 @@
           <w:b/>
           <w:color w:val="000000"/>
           <w:sz w:val="24"/>
-          <w:szCs w:val="24"/>
-        </w:rPr>
-        <w:t>,* коли</w:t>
-      </w:r>
-      <w:r>
-        <w:rPr>
-          <w:rFonts w:ascii="Times New Roman" w:hAnsi="Times New Roman"/>
-          <w:sz w:val="24"/>
-          <w:szCs w:val="24"/>
+        </w:rPr>
+        <w:t>тва моя</w:t>
+      </w:r>
+      <w:r>
+        <w:rPr>
+          <w:rFonts w:ascii="Times New Roman" w:hAnsi="Times New Roman"/>
+          <w:b/>
+          <w:color w:val="000000"/>
+          <w:sz w:val="24"/>
         </w:rPr>
         <w:t>́</w:t>
       </w:r>
@@ -10443,15 +10553,15 @@
           <w:b/>
           <w:color w:val="000000"/>
           <w:sz w:val="24"/>
-          <w:szCs w:val="24"/>
-        </w:rPr>
-        <w:t xml:space="preserve"> взива</w:t>
-      </w:r>
-      <w:r>
-        <w:rPr>
-          <w:rFonts w:ascii="Times New Roman" w:hAnsi="Times New Roman"/>
-          <w:sz w:val="24"/>
-          <w:szCs w:val="24"/>
+        </w:rPr>
+        <w:t>,* мов кади</w:t>
+      </w:r>
+      <w:r>
+        <w:rPr>
+          <w:rFonts w:ascii="Times New Roman" w:hAnsi="Times New Roman"/>
+          <w:b/>
+          <w:color w:val="000000"/>
+          <w:sz w:val="24"/>
         </w:rPr>
         <w:t>́</w:t>
       </w:r>
@@ -10461,15 +10571,15 @@
           <w:b/>
           <w:color w:val="000000"/>
           <w:sz w:val="24"/>
-          <w:szCs w:val="24"/>
-        </w:rPr>
-        <w:t>ю до Те</w:t>
-      </w:r>
-      <w:r>
-        <w:rPr>
-          <w:rFonts w:ascii="Times New Roman" w:hAnsi="Times New Roman"/>
-          <w:sz w:val="24"/>
-          <w:szCs w:val="24"/>
+        </w:rPr>
+        <w:t>ло пе</w:t>
+      </w:r>
+      <w:r>
+        <w:rPr>
+          <w:rFonts w:ascii="Times New Roman" w:hAnsi="Times New Roman"/>
+          <w:b/>
+          <w:color w:val="000000"/>
+          <w:sz w:val="24"/>
         </w:rPr>
         <w:t>́</w:t>
       </w:r>
@@ -10479,15 +10589,15 @@
           <w:b/>
           <w:color w:val="000000"/>
           <w:sz w:val="24"/>
-          <w:szCs w:val="24"/>
-        </w:rPr>
-        <w:t>бе.* Ви</w:t>
-      </w:r>
-      <w:r>
-        <w:rPr>
-          <w:rFonts w:ascii="Times New Roman" w:hAnsi="Times New Roman"/>
-          <w:sz w:val="24"/>
-          <w:szCs w:val="24"/>
+        </w:rPr>
+        <w:t>ред Тобо</w:t>
+      </w:r>
+      <w:r>
+        <w:rPr>
+          <w:rFonts w:ascii="Times New Roman" w:hAnsi="Times New Roman"/>
+          <w:b/>
+          <w:color w:val="000000"/>
+          <w:sz w:val="24"/>
         </w:rPr>
         <w:t>́</w:t>
       </w:r>
@@ -10497,15 +10607,114 @@
           <w:b/>
           <w:color w:val="000000"/>
           <w:sz w:val="24"/>
-          <w:szCs w:val="24"/>
+        </w:rPr>
+        <w:t>ю;* підно</w:t>
+      </w:r>
+      <w:r>
+        <w:rPr>
+          <w:rFonts w:ascii="Times New Roman" w:hAnsi="Times New Roman"/>
+          <w:b/>
+          <w:color w:val="000000"/>
+          <w:sz w:val="24"/>
+        </w:rPr>
+        <w:t>́</w:t>
+      </w:r>
+      <w:r>
+        <w:rPr>
+          <w:rFonts w:ascii="Times New Roman" w:hAnsi="Times New Roman"/>
+          <w:b/>
+          <w:color w:val="000000"/>
+          <w:sz w:val="24"/>
+        </w:rPr>
+        <w:t>шення рук мої</w:t>
+      </w:r>
+      <w:r>
+        <w:rPr>
+          <w:rFonts w:ascii="Times New Roman" w:hAnsi="Times New Roman"/>
+          <w:b/>
+          <w:color w:val="000000"/>
+          <w:sz w:val="24"/>
+        </w:rPr>
+        <w:t>́</w:t>
+      </w:r>
+      <w:r>
+        <w:rPr>
+          <w:rFonts w:ascii="Times New Roman" w:hAnsi="Times New Roman"/>
+          <w:b/>
+          <w:color w:val="000000"/>
+          <w:sz w:val="24"/>
+        </w:rPr>
+        <w:t>х,* як же</w:t>
+      </w:r>
+      <w:r>
+        <w:rPr>
+          <w:rFonts w:ascii="Times New Roman" w:hAnsi="Times New Roman"/>
+          <w:b/>
+          <w:color w:val="000000"/>
+          <w:sz w:val="24"/>
+        </w:rPr>
+        <w:t>́</w:t>
+      </w:r>
+      <w:r>
+        <w:rPr>
+          <w:rFonts w:ascii="Times New Roman" w:hAnsi="Times New Roman"/>
+          <w:b/>
+          <w:color w:val="000000"/>
+          <w:sz w:val="24"/>
+        </w:rPr>
+        <w:t>ртва вечі</w:t>
+      </w:r>
+      <w:r>
+        <w:rPr>
+          <w:rFonts w:ascii="Times New Roman" w:hAnsi="Times New Roman"/>
+          <w:b/>
+          <w:color w:val="000000"/>
+          <w:sz w:val="24"/>
+        </w:rPr>
+        <w:t>́</w:t>
+      </w:r>
+      <w:r>
+        <w:rPr>
+          <w:rFonts w:ascii="Times New Roman" w:hAnsi="Times New Roman"/>
+          <w:b/>
+          <w:color w:val="000000"/>
+          <w:sz w:val="24"/>
+        </w:rPr>
+        <w:t xml:space="preserve">рня.* </w:t>
+      </w:r>
+      <w:r>
+        <w:rPr>
+          <w:rFonts w:ascii="Times New Roman" w:hAnsi="Times New Roman"/>
+          <w:b/>
+          <w:color w:val="000000"/>
+          <w:sz w:val="24"/>
+        </w:rPr>
+        <w:t>Ви</w:t>
+      </w:r>
+      <w:r>
+        <w:rPr>
+          <w:rFonts w:ascii="Times New Roman" w:hAnsi="Times New Roman"/>
+          <w:b/>
+          <w:color w:val="000000"/>
+          <w:sz w:val="24"/>
+        </w:rPr>
+        <w:t>́</w:t>
+      </w:r>
+      <w:r>
+        <w:rPr>
+          <w:rFonts w:ascii="Times New Roman" w:hAnsi="Times New Roman"/>
+          <w:b/>
+          <w:color w:val="000000"/>
+          <w:sz w:val="24"/>
         </w:rPr>
         <w:t>слухай мене</w:t>
       </w:r>
       <w:r>
         <w:rPr>
           <w:rFonts w:ascii="Times New Roman" w:hAnsi="Times New Roman"/>
-          <w:sz w:val="24"/>
-          <w:szCs w:val="24"/>
+          <w:b/>
+          <w:color w:val="000000"/>
+          <w:sz w:val="24"/>
         </w:rPr>
         <w:t>́</w:t>
       </w:r>
@@ -10515,15 +10724,15 @@
           <w:b/>
           <w:color w:val="000000"/>
           <w:sz w:val="24"/>
-          <w:szCs w:val="24"/>
         </w:rPr>
         <w:t>, Го</w:t>
       </w:r>
       <w:r>
         <w:rPr>
           <w:rFonts w:ascii="Times New Roman" w:hAnsi="Times New Roman"/>
-          <w:sz w:val="24"/>
-          <w:szCs w:val="24"/>
+          <w:b/>
+          <w:color w:val="000000"/>
+          <w:sz w:val="24"/>
         </w:rPr>
         <w:t>́</w:t>
       </w:r>
@@ -10533,279 +10742,6 @@
           <w:b/>
           <w:color w:val="000000"/>
           <w:sz w:val="24"/>
-          <w:szCs w:val="24"/>
-        </w:rPr>
-        <w:t>споди.</w:t>
-      </w:r>
-    </w:p>
-    <w:p>
-      <w:pPr>
-        <w:spacing w:after="120"/>
-        <w:rPr>
-          <w:rFonts w:ascii="Times New Roman" w:hAnsi="Times New Roman"/>
-          <w:sz w:val="24"/>
-          <w:szCs w:val="24"/>
-        </w:rPr>
-      </w:pPr>
-      <w:r>
-        <w:rPr>
-          <w:rFonts w:ascii="Times New Roman" w:hAnsi="Times New Roman"/>
-          <w:b/>
-          <w:color w:val="000000"/>
-          <w:sz w:val="24"/>
-          <w:szCs w:val="24"/>
-        </w:rPr>
-        <w:t>Неха</w:t>
-      </w:r>
-      <w:r>
-        <w:rPr>
-          <w:rFonts w:ascii="Times New Roman" w:hAnsi="Times New Roman"/>
-          <w:sz w:val="24"/>
-          <w:szCs w:val="24"/>
-        </w:rPr>
-        <w:t>́</w:t>
-      </w:r>
-      <w:r>
-        <w:rPr>
-          <w:rFonts w:ascii="Times New Roman" w:hAnsi="Times New Roman"/>
-          <w:b/>
-          <w:color w:val="000000"/>
-          <w:sz w:val="24"/>
-          <w:szCs w:val="24"/>
-        </w:rPr>
-        <w:t>й піднесе</w:t>
-      </w:r>
-      <w:r>
-        <w:rPr>
-          <w:rFonts w:ascii="Times New Roman" w:hAnsi="Times New Roman"/>
-          <w:sz w:val="24"/>
-          <w:szCs w:val="24"/>
-        </w:rPr>
-        <w:t>́</w:t>
-      </w:r>
-      <w:r>
-        <w:rPr>
-          <w:rFonts w:ascii="Times New Roman" w:hAnsi="Times New Roman"/>
-          <w:b/>
-          <w:color w:val="000000"/>
-          <w:sz w:val="24"/>
-          <w:szCs w:val="24"/>
-        </w:rPr>
-        <w:t>ться моли</w:t>
-      </w:r>
-      <w:r>
-        <w:rPr>
-          <w:rFonts w:ascii="Times New Roman" w:hAnsi="Times New Roman"/>
-          <w:sz w:val="24"/>
-          <w:szCs w:val="24"/>
-        </w:rPr>
-        <w:t>́</w:t>
-      </w:r>
-      <w:r>
-        <w:rPr>
-          <w:rFonts w:ascii="Times New Roman" w:hAnsi="Times New Roman"/>
-          <w:b/>
-          <w:color w:val="000000"/>
-          <w:sz w:val="24"/>
-          <w:szCs w:val="24"/>
-        </w:rPr>
-        <w:t>тва моя</w:t>
-      </w:r>
-      <w:r>
-        <w:rPr>
-          <w:rFonts w:ascii="Times New Roman" w:hAnsi="Times New Roman"/>
-          <w:sz w:val="24"/>
-          <w:szCs w:val="24"/>
-        </w:rPr>
-        <w:t>́</w:t>
-      </w:r>
-      <w:r>
-        <w:rPr>
-          <w:rFonts w:ascii="Times New Roman" w:hAnsi="Times New Roman"/>
-          <w:b/>
-          <w:color w:val="000000"/>
-          <w:sz w:val="24"/>
-          <w:szCs w:val="24"/>
-        </w:rPr>
-        <w:t>,* мов кади</w:t>
-      </w:r>
-      <w:r>
-        <w:rPr>
-          <w:rFonts w:ascii="Times New Roman" w:hAnsi="Times New Roman"/>
-          <w:sz w:val="24"/>
-          <w:szCs w:val="24"/>
-        </w:rPr>
-        <w:t>́</w:t>
-      </w:r>
-      <w:r>
-        <w:rPr>
-          <w:rFonts w:ascii="Times New Roman" w:hAnsi="Times New Roman"/>
-          <w:b/>
-          <w:color w:val="000000"/>
-          <w:sz w:val="24"/>
-          <w:szCs w:val="24"/>
-        </w:rPr>
-        <w:t>ло пе</w:t>
-      </w:r>
-      <w:r>
-        <w:rPr>
-          <w:rFonts w:ascii="Times New Roman" w:hAnsi="Times New Roman"/>
-          <w:sz w:val="24"/>
-          <w:szCs w:val="24"/>
-        </w:rPr>
-        <w:t>́</w:t>
-      </w:r>
-      <w:r>
-        <w:rPr>
-          <w:rFonts w:ascii="Times New Roman" w:hAnsi="Times New Roman"/>
-          <w:b/>
-          <w:color w:val="000000"/>
-          <w:sz w:val="24"/>
-          <w:szCs w:val="24"/>
-        </w:rPr>
-        <w:t>ред Тобо</w:t>
-      </w:r>
-      <w:r>
-        <w:rPr>
-          <w:rFonts w:ascii="Times New Roman" w:hAnsi="Times New Roman"/>
-          <w:sz w:val="24"/>
-          <w:szCs w:val="24"/>
-        </w:rPr>
-        <w:t>́</w:t>
-      </w:r>
-      <w:r>
-        <w:rPr>
-          <w:rFonts w:ascii="Times New Roman" w:hAnsi="Times New Roman"/>
-          <w:b/>
-          <w:color w:val="000000"/>
-          <w:sz w:val="24"/>
-          <w:szCs w:val="24"/>
-        </w:rPr>
-        <w:t>ю;* підно</w:t>
-      </w:r>
-      <w:r>
-        <w:rPr>
-          <w:rFonts w:ascii="Times New Roman" w:hAnsi="Times New Roman"/>
-          <w:sz w:val="24"/>
-          <w:szCs w:val="24"/>
-        </w:rPr>
-        <w:t>́</w:t>
-      </w:r>
-      <w:r>
-        <w:rPr>
-          <w:rFonts w:ascii="Times New Roman" w:hAnsi="Times New Roman"/>
-          <w:b/>
-          <w:color w:val="000000"/>
-          <w:sz w:val="24"/>
-          <w:szCs w:val="24"/>
-        </w:rPr>
-        <w:t>шення рук мої</w:t>
-      </w:r>
-      <w:r>
-        <w:rPr>
-          <w:rFonts w:ascii="Times New Roman" w:hAnsi="Times New Roman"/>
-          <w:sz w:val="24"/>
-          <w:szCs w:val="24"/>
-        </w:rPr>
-        <w:t>́</w:t>
-      </w:r>
-      <w:r>
-        <w:rPr>
-          <w:rFonts w:ascii="Times New Roman" w:hAnsi="Times New Roman"/>
-          <w:b/>
-          <w:color w:val="000000"/>
-          <w:sz w:val="24"/>
-          <w:szCs w:val="24"/>
-        </w:rPr>
-        <w:t>х,* як же</w:t>
-      </w:r>
-      <w:r>
-        <w:rPr>
-          <w:rFonts w:ascii="Times New Roman" w:hAnsi="Times New Roman"/>
-          <w:sz w:val="24"/>
-          <w:szCs w:val="24"/>
-        </w:rPr>
-        <w:t>́</w:t>
-      </w:r>
-      <w:r>
-        <w:rPr>
-          <w:rFonts w:ascii="Times New Roman" w:hAnsi="Times New Roman"/>
-          <w:b/>
-          <w:color w:val="000000"/>
-          <w:sz w:val="24"/>
-          <w:szCs w:val="24"/>
-        </w:rPr>
-        <w:t>ртва вечі</w:t>
-      </w:r>
-      <w:r>
-        <w:rPr>
-          <w:rFonts w:ascii="Times New Roman" w:hAnsi="Times New Roman"/>
-          <w:sz w:val="24"/>
-          <w:szCs w:val="24"/>
-        </w:rPr>
-        <w:t>́</w:t>
-      </w:r>
-      <w:r>
-        <w:rPr>
-          <w:rFonts w:ascii="Times New Roman" w:hAnsi="Times New Roman"/>
-          <w:b/>
-          <w:color w:val="000000"/>
-          <w:sz w:val="24"/>
-          <w:szCs w:val="24"/>
-        </w:rPr>
-        <w:t>рня.* Ви</w:t>
-      </w:r>
-      <w:r>
-        <w:rPr>
-          <w:rFonts w:ascii="Times New Roman" w:hAnsi="Times New Roman"/>
-          <w:sz w:val="24"/>
-          <w:szCs w:val="24"/>
-        </w:rPr>
-        <w:t>́</w:t>
-      </w:r>
-      <w:r>
-        <w:rPr>
-          <w:rFonts w:ascii="Times New Roman" w:hAnsi="Times New Roman"/>
-          <w:b/>
-          <w:color w:val="000000"/>
-          <w:sz w:val="24"/>
-          <w:szCs w:val="24"/>
-        </w:rPr>
-        <w:t>слухай мене</w:t>
-      </w:r>
-      <w:r>
-        <w:rPr>
-          <w:rFonts w:ascii="Times New Roman" w:hAnsi="Times New Roman"/>
-          <w:sz w:val="24"/>
-          <w:szCs w:val="24"/>
-        </w:rPr>
-        <w:t>́</w:t>
-      </w:r>
-      <w:r>
-        <w:rPr>
-          <w:rFonts w:ascii="Times New Roman" w:hAnsi="Times New Roman"/>
-          <w:b/>
-          <w:color w:val="000000"/>
-          <w:sz w:val="24"/>
-          <w:szCs w:val="24"/>
-        </w:rPr>
-        <w:t>, Го</w:t>
-      </w:r>
-      <w:r>
-        <w:rPr>
-          <w:rFonts w:ascii="Times New Roman" w:hAnsi="Times New Roman"/>
-          <w:sz w:val="24"/>
-          <w:szCs w:val="24"/>
-        </w:rPr>
-        <w:t>́</w:t>
-      </w:r>
-      <w:r>
-        <w:rPr>
-          <w:rFonts w:ascii="Times New Roman" w:hAnsi="Times New Roman"/>
-          <w:b/>
-          <w:color w:val="000000"/>
-          <w:sz w:val="24"/>
-          <w:szCs w:val="24"/>
         </w:rPr>
         <w:t>споди.</w:t>
       </w:r>

--- a/flow/20230914_vu_template/drafts/2024-11-u/05-ВТ-Галактіона_Єпістими.docx
+++ b/flow/20230914_vu_template/drafts/2024-11-u/05-ВТ-Галактіона_Єпістими.docx
@@ -1887,9 +1887,8 @@
         <w:rPr>
           <w:rFonts w:ascii="Times New Roman" w:hAnsi="Times New Roman"/>
           <w:i/>
-          <w:color w:val="FF0000"/>
-          <w:sz w:val="24"/>
-          <w:szCs w:val="24"/>
+          <w:color w:val="FF4400"/>
+          <w:sz w:val="24"/>
         </w:rPr>
         <w:t>Священник:</w:t>
       </w:r>
@@ -1897,7 +1896,6 @@
         <w:rPr>
           <w:rFonts w:ascii="Times New Roman" w:hAnsi="Times New Roman"/>
           <w:sz w:val="24"/>
-          <w:szCs w:val="24"/>
         </w:rPr>
         <w:t xml:space="preserve"> Бо Твоє є царство, і сила, і слава, Отця, і Сина, і Святого Духа, нині, і повсякчас, і на віки віків.</w:t>
       </w:r>
@@ -10003,7 +10001,6 @@
           <w:i/>
           <w:color w:val="FF4400"/>
           <w:sz w:val="24"/>
-          <w:szCs w:val="24"/>
         </w:rPr>
         <w:t>Священник:</w:t>
       </w:r>
@@ -10011,17 +10008,8 @@
         <w:rPr>
           <w:rFonts w:ascii="Times New Roman" w:hAnsi="Times New Roman"/>
           <w:sz w:val="24"/>
-          <w:szCs w:val="24"/>
-        </w:rPr>
-        <w:t xml:space="preserve"> Бо Тобі належить усяка слава, честь і пок</w:t>
-      </w:r>
-      <w:r>
-        <w:rPr>
-          <w:rFonts w:ascii="Times New Roman" w:hAnsi="Times New Roman"/>
-          <w:sz w:val="24"/>
-          <w:szCs w:val="24"/>
-        </w:rPr>
-        <w:t>лоніння, Отцю, і Сину, і Святому Духові, нині, і повсякчас, і на віки віків.</w:t>
+        </w:rPr>
+        <w:t xml:space="preserve"> Бо Тобі належить усяка слава, честь і поклоніння, Отцю, і Сину, і Святому Духові, нині, і повсякчас, і на віки віків.</w:t>
       </w:r>
     </w:p>
     <w:p>
@@ -21867,9 +21855,8 @@
         <w:rPr>
           <w:rFonts w:ascii="Times New Roman" w:hAnsi="Times New Roman"/>
           <w:i/>
-          <w:color w:val="FF0000"/>
-          <w:sz w:val="24"/>
-          <w:szCs w:val="24"/>
+          <w:color w:val="FF4400"/>
+          <w:sz w:val="24"/>
         </w:rPr>
         <w:t>Священник:</w:t>
       </w:r>
@@ -21877,7 +21864,6 @@
         <w:rPr>
           <w:rFonts w:ascii="Times New Roman" w:hAnsi="Times New Roman"/>
           <w:sz w:val="24"/>
-          <w:szCs w:val="24"/>
         </w:rPr>
         <w:t xml:space="preserve"> Бо Твоє є царство, і сила, і слава, Отця, і Сина, і Святого Духа, нині, і повсякчас, і на віки віків.</w:t>
       </w:r>
@@ -22415,17 +22401,15 @@
           <w:i/>
           <w:color w:val="FF4400"/>
           <w:sz w:val="24"/>
-          <w:szCs w:val="24"/>
-        </w:rPr>
-        <w:t xml:space="preserve">Священник: </w:t>
-      </w:r>
-      <w:r>
-        <w:rPr>
-          <w:rFonts w:ascii="Times New Roman" w:hAnsi="Times New Roman"/>
-          <w:sz w:val="24"/>
-          <w:szCs w:val="24"/>
-        </w:rPr>
-        <w:t>Бо милостивий і людинолюбний Бог єси, і Тобі славу возсилаємо, Отцю, і Сину, і Святому Духові, нині, і повсякчас, і на віки віків.</w:t>
+        </w:rPr>
+        <w:t>Священник:</w:t>
+      </w:r>
+      <w:r>
+        <w:rPr>
+          <w:rFonts w:ascii="Times New Roman" w:hAnsi="Times New Roman"/>
+          <w:sz w:val="24"/>
+        </w:rPr>
+        <w:t xml:space="preserve"> Бо милостивий і людинолюбний Бог єси, і Тобі славу возсилаємо, Отцю, і Сину, і Святому Духові, нині, і повсякчас, і на віки віків.</w:t>
       </w:r>
     </w:p>
     <w:p>
@@ -22546,19 +22530,47 @@
         <w:rPr>
           <w:rFonts w:ascii="Times New Roman" w:hAnsi="Times New Roman"/>
           <w:i/>
+          <w:color w:val="FF4400"/>
+          <w:sz w:val="24"/>
+        </w:rPr>
+        <w:t>Священник:</w:t>
+      </w:r>
+      <w:r>
+        <w:rPr>
+          <w:rFonts w:ascii="Times New Roman" w:hAnsi="Times New Roman"/>
+          <w:sz w:val="24"/>
+        </w:rPr>
+        <w:t xml:space="preserve"> Сла́ва Тобі́, Хри́сте Бо́же, упова́ння на́ше, сла́ва Тобі́!</w:t>
+      </w:r>
+    </w:p>
+    <w:p>
+      <w:pPr>
+        <w:pStyle w:val="Normal"/>
+        <w:spacing w:after="120"/>
+      </w:pPr>
+      <w:r>
+        <w:rPr>
+          <w:rFonts w:ascii="Times New Roman" w:hAnsi="Times New Roman"/>
+          <w:i/>
           <w:color w:val="FF0000"/>
           <w:sz w:val="24"/>
         </w:rPr>
-        <w:t>Священ</w:t>
-      </w:r>
-      <w:r>
-        <w:rPr>
-          <w:rFonts w:ascii="Times New Roman" w:hAnsi="Times New Roman"/>
-          <w:i/>
+        <w:t>Вірні:</w:t>
+      </w:r>
+      <w:r>
+        <w:rPr>
+          <w:rFonts w:ascii="Times New Roman" w:hAnsi="Times New Roman"/>
           <w:color w:val="FF0000"/>
           <w:sz w:val="24"/>
         </w:rPr>
-        <w:t>н</w:t>
+        <w:t xml:space="preserve"> </w:t>
+      </w:r>
+      <w:r>
+        <w:rPr>
+          <w:rFonts w:ascii="Times New Roman" w:hAnsi="Times New Roman"/>
+          <w:sz w:val="24"/>
+        </w:rPr>
+        <w:t xml:space="preserve">Сла́ва Отцю́, і Си́ну, і Свято́му Ду́хові, і ни́ні, і повсякча́с, і на ві́ки вікі́в. Амі́нь. Го́споди, поми́луй. </w:t>
       </w:r>
       <w:r>
         <w:rPr>
@@ -22567,60 +22579,6 @@
           <w:color w:val="FF0000"/>
           <w:sz w:val="24"/>
         </w:rPr>
-        <w:t>ик:</w:t>
-      </w:r>
-      <w:r>
-        <w:rPr>
-          <w:rFonts w:ascii="Times New Roman" w:hAnsi="Times New Roman"/>
-          <w:color w:val="FF0000"/>
-          <w:sz w:val="24"/>
-        </w:rPr>
-        <w:t xml:space="preserve"> </w:t>
-      </w:r>
-      <w:r>
-        <w:rPr>
-          <w:rFonts w:ascii="Times New Roman" w:hAnsi="Times New Roman"/>
-          <w:sz w:val="24"/>
-        </w:rPr>
-        <w:t>Сла́ва Тобі́, Хри́сте Бо́же, упова́ння на́ше, сла́ва Тобі́!</w:t>
-      </w:r>
-    </w:p>
-    <w:p>
-      <w:pPr>
-        <w:pStyle w:val="Normal"/>
-        <w:spacing w:after="120"/>
-      </w:pPr>
-      <w:r>
-        <w:rPr>
-          <w:rFonts w:ascii="Times New Roman" w:hAnsi="Times New Roman"/>
-          <w:i/>
-          <w:color w:val="FF0000"/>
-          <w:sz w:val="24"/>
-        </w:rPr>
-        <w:t>Вірні:</w:t>
-      </w:r>
-      <w:r>
-        <w:rPr>
-          <w:rFonts w:ascii="Times New Roman" w:hAnsi="Times New Roman"/>
-          <w:color w:val="FF0000"/>
-          <w:sz w:val="24"/>
-        </w:rPr>
-        <w:t xml:space="preserve"> </w:t>
-      </w:r>
-      <w:r>
-        <w:rPr>
-          <w:rFonts w:ascii="Times New Roman" w:hAnsi="Times New Roman"/>
-          <w:sz w:val="24"/>
-        </w:rPr>
-        <w:t xml:space="preserve">Сла́ва Отцю́, і Си́ну, і Свято́му Ду́хові, і ни́ні, і повсякча́с, і на ві́ки вікі́в. Амі́нь. Го́споди, поми́луй. </w:t>
-      </w:r>
-      <w:r>
-        <w:rPr>
-          <w:rFonts w:ascii="Times New Roman" w:hAnsi="Times New Roman"/>
-          <w:i/>
-          <w:color w:val="FF0000"/>
-          <w:sz w:val="24"/>
-        </w:rPr>
         <w:t>(3 р.)</w:t>
       </w:r>
       <w:r>
@@ -22634,82 +22592,38 @@
     <w:p>
       <w:pPr>
         <w:spacing w:after="120"/>
-        <w:jc w:val="both"/>
-        <w:rPr>
-          <w:rFonts w:ascii="Times New Roman" w:hAnsi="Times New Roman"/>
-          <w:sz w:val="24"/>
-          <w:szCs w:val="24"/>
-        </w:rPr>
-      </w:pPr>
-      <w:r>
-        <w:rPr>
-          <w:rFonts w:ascii="Times New Roman" w:hAnsi="Times New Roman"/>
-          <w:i/>
-          <w:color w:val="FF0000"/>
-          <w:sz w:val="24"/>
-          <w:szCs w:val="24"/>
-        </w:rPr>
-        <w:t>Священик:</w:t>
-      </w:r>
-      <w:r>
-        <w:rPr>
-          <w:rFonts w:ascii="Times New Roman" w:hAnsi="Times New Roman"/>
-          <w:color w:val="FF0000"/>
-          <w:sz w:val="24"/>
-          <w:szCs w:val="24"/>
-        </w:rPr>
-        <w:t xml:space="preserve"> </w:t>
-      </w:r>
-      <w:r>
-        <w:rPr>
-          <w:rFonts w:ascii="Times New Roman" w:hAnsi="Times New Roman"/>
-          <w:sz w:val="24"/>
-          <w:szCs w:val="24"/>
-        </w:rPr>
-        <w:t>Христос, істинний Бог наш, молитвами пречистої своєї Матері, чесного і славного пророка, предтечі й христителя Йоана, святих, сл</w:t>
-      </w:r>
-      <w:r>
-        <w:rPr>
-          <w:rFonts w:ascii="Times New Roman" w:hAnsi="Times New Roman"/>
-          <w:sz w:val="24"/>
-          <w:szCs w:val="24"/>
-        </w:rPr>
-        <w:t>авних і всехвальних апостолів, і святого (</w:t>
-      </w:r>
-      <w:r>
-        <w:rPr>
-          <w:rFonts w:ascii="Times New Roman" w:hAnsi="Times New Roman"/>
-          <w:i/>
-          <w:color w:val="FF0000"/>
-          <w:sz w:val="24"/>
-          <w:szCs w:val="24"/>
-        </w:rPr>
-        <w:t>ім'я, якого є храм</w:t>
-      </w:r>
-      <w:r>
-        <w:rPr>
-          <w:rFonts w:ascii="Times New Roman" w:hAnsi="Times New Roman"/>
-          <w:sz w:val="24"/>
-          <w:szCs w:val="24"/>
-        </w:rPr>
-        <w:t xml:space="preserve">), і святих мучеників </w:t>
-      </w:r>
-      <w:r>
-        <w:rPr>
-          <w:rFonts w:ascii="Times New Roman" w:hAnsi="Times New Roman"/>
-          <w:color w:val="000000"/>
-          <w:sz w:val="24"/>
-          <w:szCs w:val="24"/>
-        </w:rPr>
-        <w:t>Галактіона і Єпістими</w:t>
-      </w:r>
-      <w:r>
-        <w:rPr>
-          <w:rFonts w:ascii="Times New Roman" w:hAnsi="Times New Roman"/>
-          <w:sz w:val="24"/>
-          <w:szCs w:val="24"/>
-        </w:rPr>
-        <w:t>, і всіх святих, помилує і спасе нас, як благий і людинолюбний.</w:t>
+      </w:pPr>
+      <w:r>
+        <w:rPr>
+          <w:rFonts w:ascii="Times New Roman" w:hAnsi="Times New Roman"/>
+          <w:i/>
+          <w:color w:val="FF4400"/>
+          <w:sz w:val="24"/>
+        </w:rPr>
+        <w:t>Священник:</w:t>
+      </w:r>
+      <w:r>
+        <w:rPr>
+          <w:rFonts w:ascii="Times New Roman" w:hAnsi="Times New Roman"/>
+          <w:sz w:val="24"/>
+        </w:rPr>
+        <w:t xml:space="preserve"> Христос, істинний Бог наш - молитвами пречистої Своєї Матері, чесного і славного пророка, предтечі і хрестителя Івана, святих славних і всехвальних апостолів, і святого, </w:t>
+      </w:r>
+      <w:r>
+        <w:rPr>
+          <w:rFonts w:ascii="Times New Roman" w:hAnsi="Times New Roman"/>
+          <w:i/>
+          <w:color w:val="FF4400"/>
+          <w:sz w:val="24"/>
+        </w:rPr>
+        <w:t>якого є храм</w:t>
+      </w:r>
+      <w:r>
+        <w:rPr>
+          <w:rFonts w:ascii="Times New Roman" w:hAnsi="Times New Roman"/>
+          <w:sz w:val="24"/>
+        </w:rPr>
+        <w:t>, і святих мучеників Галактіона і Єпістими, і всіх святих - помилує і спасе нас як благий і людинолюбний.</w:t>
       </w:r>
     </w:p>
     <w:p>
@@ -26903,7 +26817,6 @@
           <w:i/>
           <w:color w:val="FF4400"/>
           <w:sz w:val="24"/>
-          <w:szCs w:val="24"/>
         </w:rPr>
         <w:t>Священник:</w:t>
       </w:r>
@@ -26911,17 +26824,8 @@
         <w:rPr>
           <w:rFonts w:ascii="Times New Roman" w:hAnsi="Times New Roman"/>
           <w:sz w:val="24"/>
-          <w:szCs w:val="24"/>
-        </w:rPr>
-        <w:t xml:space="preserve"> Бо Тобі належить усяка слава, честь і поклоніння, О</w:t>
-      </w:r>
-      <w:r>
-        <w:rPr>
-          <w:rFonts w:ascii="Times New Roman" w:hAnsi="Times New Roman"/>
-          <w:sz w:val="24"/>
-          <w:szCs w:val="24"/>
-        </w:rPr>
-        <w:t>тцю, і Сину, і Святому Духові, нині, і повсякчас, і на віки віків.</w:t>
+        </w:rPr>
+        <w:t xml:space="preserve"> Бо Тобі належить усяка слава, честь і поклоніння, Отцю, і Сину, і Святому Духові, нині, і повсякчас, і на віки віків.</w:t>
       </w:r>
     </w:p>
     <w:p>
@@ -27548,16 +27452,13 @@
           <w:i/>
           <w:color w:val="FF4400"/>
           <w:sz w:val="24"/>
-          <w:szCs w:val="24"/>
         </w:rPr>
         <w:t>Священник:</w:t>
       </w:r>
       <w:r>
         <w:rPr>
           <w:rFonts w:ascii="Times New Roman" w:hAnsi="Times New Roman"/>
-          <w:color w:val="000000"/>
-          <w:sz w:val="24"/>
-          <w:szCs w:val="24"/>
+          <w:sz w:val="24"/>
         </w:rPr>
         <w:t xml:space="preserve"> Бо Твоя є влада і Твоє є царство, і сила, і слава, Отця, і Сина, і Святого Духа, нині, і повсякчас, і на віки віків.</w:t>
       </w:r>
@@ -27938,16 +27839,13 @@
           <w:i/>
           <w:color w:val="FF4400"/>
           <w:sz w:val="24"/>
-          <w:szCs w:val="24"/>
         </w:rPr>
         <w:t>Священник:</w:t>
       </w:r>
       <w:r>
         <w:rPr>
           <w:rFonts w:ascii="Times New Roman" w:hAnsi="Times New Roman"/>
-          <w:color w:val="000000"/>
-          <w:sz w:val="24"/>
-          <w:szCs w:val="24"/>
+          <w:sz w:val="24"/>
         </w:rPr>
         <w:t xml:space="preserve"> Бо Ти благий і людинолюбний Бог – і Тобі славу возсилаємо, Отцю, і Сину, і Святому Духові, нині, і повсякчас, і на віки віків.</w:t>
       </w:r>
@@ -29605,38 +29503,17 @@
         <w:rPr>
           <w:rFonts w:ascii="Times New Roman" w:hAnsi="Times New Roman"/>
           <w:i/>
-          <w:color w:val="FF0000"/>
-          <w:sz w:val="24"/>
-          <w:szCs w:val="24"/>
-        </w:rPr>
-        <w:t>Свяще</w:t>
-      </w:r>
-      <w:r>
-        <w:rPr>
-          <w:rFonts w:ascii="Times New Roman" w:hAnsi="Times New Roman"/>
-          <w:i/>
-          <w:color w:val="FF0000"/>
-          <w:sz w:val="24"/>
-          <w:szCs w:val="24"/>
-        </w:rPr>
-        <w:t xml:space="preserve">нник: </w:t>
-      </w:r>
-      <w:r>
-        <w:rPr>
-          <w:rFonts w:ascii="Times New Roman" w:hAnsi="Times New Roman"/>
-          <w:color w:val="000000"/>
-          <w:sz w:val="24"/>
-          <w:szCs w:val="24"/>
-        </w:rPr>
-        <w:t>Бо Ти Бог наш і Тобі славу возсилаємо: Отцю, і Сину, і Святому Духові</w:t>
-      </w:r>
-      <w:r>
-        <w:rPr>
-          <w:rFonts w:ascii="Times New Roman" w:hAnsi="Times New Roman"/>
-          <w:sz w:val="24"/>
-          <w:szCs w:val="24"/>
-        </w:rPr>
-        <w:t>, нині, і повсякчас, і на віки віків.</w:t>
+          <w:color w:val="FF4400"/>
+          <w:sz w:val="24"/>
+        </w:rPr>
+        <w:t>Священник:</w:t>
+      </w:r>
+      <w:r>
+        <w:rPr>
+          <w:rFonts w:ascii="Times New Roman" w:hAnsi="Times New Roman"/>
+          <w:sz w:val="24"/>
+        </w:rPr>
+        <w:t xml:space="preserve"> Бо Ти Бог наш і Тобі славу возсилаємо: Отцю, і Сину, і Святому Духові, нині, і повсякчас, і на віки віків.</w:t>
       </w:r>
     </w:p>
     <w:p>
@@ -30950,28 +30827,17 @@
         <w:rPr>
           <w:rFonts w:ascii="Times New Roman" w:hAnsi="Times New Roman"/>
           <w:i/>
-          <w:color w:val="FF0000"/>
-          <w:sz w:val="24"/>
-          <w:szCs w:val="24"/>
-        </w:rPr>
-        <w:t xml:space="preserve">Священник: </w:t>
-      </w:r>
-      <w:r>
-        <w:rPr>
-          <w:rFonts w:ascii="Times New Roman" w:hAnsi="Times New Roman"/>
-          <w:color w:val="000000"/>
-          <w:sz w:val="24"/>
-          <w:szCs w:val="24"/>
-        </w:rPr>
-        <w:t>Бо Ти цар миру і Спас душ наших – і Тобі славу возсилаємо, Отцю, і Сину, і Святому Духові</w:t>
-      </w:r>
-      <w:r>
-        <w:rPr>
-          <w:rFonts w:ascii="Times New Roman" w:hAnsi="Times New Roman"/>
-          <w:sz w:val="24"/>
-          <w:szCs w:val="24"/>
-        </w:rPr>
-        <w:t>, нині, і повсякчас, і на віки віків.</w:t>
+          <w:color w:val="FF4400"/>
+          <w:sz w:val="24"/>
+        </w:rPr>
+        <w:t>Священник:</w:t>
+      </w:r>
+      <w:r>
+        <w:rPr>
+          <w:rFonts w:ascii="Times New Roman" w:hAnsi="Times New Roman"/>
+          <w:sz w:val="24"/>
+        </w:rPr>
+        <w:t xml:space="preserve"> Бо Ти цар миру і Спас душ наших – і Тобі славу возсилаємо, Отцю, і Сину, і Святому Духові, нині, і повсякчас, і на віки віків.</w:t>
       </w:r>
     </w:p>
     <w:p>
@@ -34755,18 +34621,15 @@
           <w:i/>
           <w:color w:val="FF4400"/>
           <w:sz w:val="24"/>
-          <w:szCs w:val="24"/>
-        </w:rPr>
-        <w:t xml:space="preserve">Священник: </w:t>
-      </w:r>
-      <w:r>
-        <w:rPr>
-          <w:rFonts w:ascii="Times New Roman" w:hAnsi="Times New Roman"/>
-          <w:color w:val="000000"/>
-          <w:sz w:val="24"/>
-          <w:szCs w:val="24"/>
-        </w:rPr>
-        <w:t>Бо до Тебе належить милувати і спасати нас, Боже наш, і Тобі славу возсилаємо, Отцю, і Сину, і Святому Духові, нині, і повсякчас, і на віки віків.</w:t>
+        </w:rPr>
+        <w:t>Священник:</w:t>
+      </w:r>
+      <w:r>
+        <w:rPr>
+          <w:rFonts w:ascii="Times New Roman" w:hAnsi="Times New Roman"/>
+          <w:sz w:val="24"/>
+        </w:rPr>
+        <w:t xml:space="preserve"> Бо до Тебе належить милувати і спасати нас, Боже наш, і Тобі славу возсилаємо, Отцю, і Сину, і Святому Духові, нині, і повсякчас, і на віки віків.</w:t>
       </w:r>
     </w:p>
     <w:p>
@@ -36843,9 +36706,8 @@
         <w:rPr>
           <w:rFonts w:ascii="Times New Roman" w:hAnsi="Times New Roman"/>
           <w:i/>
-          <w:color w:val="FF0000"/>
-          <w:sz w:val="24"/>
-          <w:szCs w:val="24"/>
+          <w:color w:val="FF4400"/>
+          <w:sz w:val="24"/>
         </w:rPr>
         <w:t>Священник:</w:t>
       </w:r>
@@ -36853,17 +36715,8 @@
         <w:rPr>
           <w:rFonts w:ascii="Times New Roman" w:hAnsi="Times New Roman"/>
           <w:sz w:val="24"/>
-          <w:szCs w:val="24"/>
-        </w:rPr>
-        <w:t xml:space="preserve"> Бо Твоє є царство, і сила, і слава, Отця, і Сина, і Святого Духа, нині, і повсякчас, і на віки вікі</w:t>
-      </w:r>
-      <w:r>
-        <w:rPr>
-          <w:rFonts w:ascii="Times New Roman" w:hAnsi="Times New Roman"/>
-          <w:sz w:val="24"/>
-          <w:szCs w:val="24"/>
-        </w:rPr>
-        <w:t>в.</w:t>
+        </w:rPr>
+        <w:t xml:space="preserve"> Бо Твоє є царство, і сила, і слава, Отця, і Сина, і Святого Духа, нині, і повсякчас, і на віки віків.</w:t>
       </w:r>
     </w:p>
     <w:p>
@@ -37358,25 +37211,15 @@
           <w:i/>
           <w:color w:val="FF4400"/>
           <w:sz w:val="24"/>
-          <w:szCs w:val="24"/>
-        </w:rPr>
-        <w:t xml:space="preserve">Священник: </w:t>
-      </w:r>
-      <w:r>
-        <w:rPr>
-          <w:rFonts w:ascii="Times New Roman" w:hAnsi="Times New Roman"/>
-          <w:sz w:val="24"/>
-          <w:szCs w:val="24"/>
-        </w:rPr>
-        <w:t>Бо милостивий і людинолюбний Бог єси, і Тобі славу во</w:t>
-      </w:r>
-      <w:r>
-        <w:rPr>
-          <w:rFonts w:ascii="Times New Roman" w:hAnsi="Times New Roman"/>
-          <w:sz w:val="24"/>
-          <w:szCs w:val="24"/>
-        </w:rPr>
-        <w:t>зсилаємо, Отцю, і Сину, і Святому Духові, нині, і повсякчас, і на віки віків.</w:t>
+        </w:rPr>
+        <w:t>Священник:</w:t>
+      </w:r>
+      <w:r>
+        <w:rPr>
+          <w:rFonts w:ascii="Times New Roman" w:hAnsi="Times New Roman"/>
+          <w:sz w:val="24"/>
+        </w:rPr>
+        <w:t xml:space="preserve"> Бо милостивий і людинолюбний Бог єси, і Тобі славу возсилаємо, Отцю, і Сину, і Святому Духові, нині, і повсякчас, і на віки віків.</w:t>
       </w:r>
     </w:p>
     <w:p>
@@ -37498,19 +37341,47 @@
         <w:rPr>
           <w:rFonts w:ascii="Times New Roman" w:hAnsi="Times New Roman"/>
           <w:i/>
+          <w:color w:val="FF4400"/>
+          <w:sz w:val="24"/>
+        </w:rPr>
+        <w:t>Священник:</w:t>
+      </w:r>
+      <w:r>
+        <w:rPr>
+          <w:rFonts w:ascii="Times New Roman" w:hAnsi="Times New Roman"/>
+          <w:sz w:val="24"/>
+        </w:rPr>
+        <w:t xml:space="preserve"> Сла́ва Тобі́, Хри́сте Бо́же, упова́ння на́ше, сла́ва Тобі́!</w:t>
+      </w:r>
+    </w:p>
+    <w:p>
+      <w:pPr>
+        <w:pStyle w:val="Normal"/>
+        <w:spacing w:after="120"/>
+      </w:pPr>
+      <w:r>
+        <w:rPr>
+          <w:rFonts w:ascii="Times New Roman" w:hAnsi="Times New Roman"/>
+          <w:i/>
           <w:color w:val="FF0000"/>
           <w:sz w:val="24"/>
         </w:rPr>
-        <w:t>Священ</w:t>
-      </w:r>
-      <w:r>
-        <w:rPr>
-          <w:rFonts w:ascii="Times New Roman" w:hAnsi="Times New Roman"/>
-          <w:i/>
+        <w:t>Вірні:</w:t>
+      </w:r>
+      <w:r>
+        <w:rPr>
+          <w:rFonts w:ascii="Times New Roman" w:hAnsi="Times New Roman"/>
           <w:color w:val="FF0000"/>
           <w:sz w:val="24"/>
         </w:rPr>
-        <w:t>н</w:t>
+        <w:t xml:space="preserve"> </w:t>
+      </w:r>
+      <w:r>
+        <w:rPr>
+          <w:rFonts w:ascii="Times New Roman" w:hAnsi="Times New Roman"/>
+          <w:sz w:val="24"/>
+        </w:rPr>
+        <w:t xml:space="preserve">Сла́ва Отцю́, і Си́ну, і Свято́му Ду́хові, і ни́ні, і повсякча́с, і на ві́ки вікі́в. Амі́нь. Го́споди, поми́луй. </w:t>
       </w:r>
       <w:r>
         <w:rPr>
@@ -37519,60 +37390,6 @@
           <w:color w:val="FF0000"/>
           <w:sz w:val="24"/>
         </w:rPr>
-        <w:t>ик:</w:t>
-      </w:r>
-      <w:r>
-        <w:rPr>
-          <w:rFonts w:ascii="Times New Roman" w:hAnsi="Times New Roman"/>
-          <w:color w:val="FF0000"/>
-          <w:sz w:val="24"/>
-        </w:rPr>
-        <w:t xml:space="preserve"> </w:t>
-      </w:r>
-      <w:r>
-        <w:rPr>
-          <w:rFonts w:ascii="Times New Roman" w:hAnsi="Times New Roman"/>
-          <w:sz w:val="24"/>
-        </w:rPr>
-        <w:t>Сла́ва Тобі́, Хри́сте Бо́же, упова́ння на́ше, сла́ва Тобі́!</w:t>
-      </w:r>
-    </w:p>
-    <w:p>
-      <w:pPr>
-        <w:pStyle w:val="Normal"/>
-        <w:spacing w:after="120"/>
-      </w:pPr>
-      <w:r>
-        <w:rPr>
-          <w:rFonts w:ascii="Times New Roman" w:hAnsi="Times New Roman"/>
-          <w:i/>
-          <w:color w:val="FF0000"/>
-          <w:sz w:val="24"/>
-        </w:rPr>
-        <w:t>Вірні:</w:t>
-      </w:r>
-      <w:r>
-        <w:rPr>
-          <w:rFonts w:ascii="Times New Roman" w:hAnsi="Times New Roman"/>
-          <w:color w:val="FF0000"/>
-          <w:sz w:val="24"/>
-        </w:rPr>
-        <w:t xml:space="preserve"> </w:t>
-      </w:r>
-      <w:r>
-        <w:rPr>
-          <w:rFonts w:ascii="Times New Roman" w:hAnsi="Times New Roman"/>
-          <w:sz w:val="24"/>
-        </w:rPr>
-        <w:t xml:space="preserve">Сла́ва Отцю́, і Си́ну, і Свято́му Ду́хові, і ни́ні, і повсякча́с, і на ві́ки вікі́в. Амі́нь. Го́споди, поми́луй. </w:t>
-      </w:r>
-      <w:r>
-        <w:rPr>
-          <w:rFonts w:ascii="Times New Roman" w:hAnsi="Times New Roman"/>
-          <w:i/>
-          <w:color w:val="FF0000"/>
-          <w:sz w:val="24"/>
-        </w:rPr>
         <w:t>(3 р.)</w:t>
       </w:r>
       <w:r>
@@ -37586,82 +37403,38 @@
     <w:p>
       <w:pPr>
         <w:spacing w:after="120"/>
-        <w:jc w:val="both"/>
-        <w:rPr>
-          <w:rFonts w:ascii="Times New Roman" w:hAnsi="Times New Roman"/>
-          <w:sz w:val="24"/>
-          <w:szCs w:val="24"/>
-        </w:rPr>
-      </w:pPr>
-      <w:r>
-        <w:rPr>
-          <w:rFonts w:ascii="Times New Roman" w:hAnsi="Times New Roman"/>
-          <w:i/>
-          <w:color w:val="FF0000"/>
-          <w:sz w:val="24"/>
-          <w:szCs w:val="24"/>
-        </w:rPr>
-        <w:t>Священик:</w:t>
-      </w:r>
-      <w:r>
-        <w:rPr>
-          <w:rFonts w:ascii="Times New Roman" w:hAnsi="Times New Roman"/>
-          <w:color w:val="FF0000"/>
-          <w:sz w:val="24"/>
-          <w:szCs w:val="24"/>
-        </w:rPr>
-        <w:t xml:space="preserve"> </w:t>
-      </w:r>
-      <w:r>
-        <w:rPr>
-          <w:rFonts w:ascii="Times New Roman" w:hAnsi="Times New Roman"/>
-          <w:sz w:val="24"/>
-          <w:szCs w:val="24"/>
-        </w:rPr>
-        <w:t>Христос, істинний Бог наш, молитвами пречистої своєї Матері, чесного і славного пророка, предтечі й христителя Йоана, святих, сл</w:t>
-      </w:r>
-      <w:r>
-        <w:rPr>
-          <w:rFonts w:ascii="Times New Roman" w:hAnsi="Times New Roman"/>
-          <w:sz w:val="24"/>
-          <w:szCs w:val="24"/>
-        </w:rPr>
-        <w:t>авних і всехвальних апостолів, і святого (</w:t>
-      </w:r>
-      <w:r>
-        <w:rPr>
-          <w:rFonts w:ascii="Times New Roman" w:hAnsi="Times New Roman"/>
-          <w:i/>
-          <w:color w:val="FF0000"/>
-          <w:sz w:val="24"/>
-          <w:szCs w:val="24"/>
-        </w:rPr>
-        <w:t>ім'я, якого є храм</w:t>
-      </w:r>
-      <w:r>
-        <w:rPr>
-          <w:rFonts w:ascii="Times New Roman" w:hAnsi="Times New Roman"/>
-          <w:sz w:val="24"/>
-          <w:szCs w:val="24"/>
-        </w:rPr>
-        <w:t xml:space="preserve">), і святих мучеників </w:t>
-      </w:r>
-      <w:r>
-        <w:rPr>
-          <w:rFonts w:ascii="Times New Roman" w:hAnsi="Times New Roman"/>
-          <w:color w:val="000000"/>
-          <w:sz w:val="24"/>
-          <w:szCs w:val="24"/>
-        </w:rPr>
-        <w:t>Галактіона і Єпістими</w:t>
-      </w:r>
-      <w:r>
-        <w:rPr>
-          <w:rFonts w:ascii="Times New Roman" w:hAnsi="Times New Roman"/>
-          <w:sz w:val="24"/>
-          <w:szCs w:val="24"/>
-        </w:rPr>
-        <w:t>, і всіх святих, помилує і спасе нас, як благий і людинолюбний.</w:t>
+      </w:pPr>
+      <w:r>
+        <w:rPr>
+          <w:rFonts w:ascii="Times New Roman" w:hAnsi="Times New Roman"/>
+          <w:i/>
+          <w:color w:val="FF4400"/>
+          <w:sz w:val="24"/>
+        </w:rPr>
+        <w:t>Священник:</w:t>
+      </w:r>
+      <w:r>
+        <w:rPr>
+          <w:rFonts w:ascii="Times New Roman" w:hAnsi="Times New Roman"/>
+          <w:sz w:val="24"/>
+        </w:rPr>
+        <w:t xml:space="preserve"> Христос, істинний Бог наш - молитвами пречистої Своєї Матері, чесного і славного пророка, предтечі і хрестителя Івана, святих славних і всехвальних апостолів, і святого, </w:t>
+      </w:r>
+      <w:r>
+        <w:rPr>
+          <w:rFonts w:ascii="Times New Roman" w:hAnsi="Times New Roman"/>
+          <w:i/>
+          <w:color w:val="FF4400"/>
+          <w:sz w:val="24"/>
+        </w:rPr>
+        <w:t>якого є храм</w:t>
+      </w:r>
+      <w:r>
+        <w:rPr>
+          <w:rFonts w:ascii="Times New Roman" w:hAnsi="Times New Roman"/>
+          <w:sz w:val="24"/>
+        </w:rPr>
+        <w:t>, і святих мучеників Галактіона і Єпістими, і всіх святих - помилує і спасе нас як благий і людинолюбний.</w:t>
       </w:r>
     </w:p>
     <w:p>
